--- a/tuan3_Lab/BaiTapBuoi3.docx
+++ b/tuan3_Lab/BaiTapBuoi3.docx
@@ -53,27 +53,7 @@
           <w:sz w:val="26"/>
           <w:szCs w:val="26"/>
         </w:rPr>
-        <w:t xml:space="preserve">1.3 chức năng của </w:t>
-      </w:r>
-      <w:r>
-        <w:rPr>
-          <w:rFonts w:ascii="Times New Roman" w:hAnsi="Times New Roman" w:cs="Times New Roman"/>
-          <w:b/>
-          <w:bCs/>
-          <w:sz w:val="26"/>
-          <w:szCs w:val="26"/>
-        </w:rPr>
-        <w:t xml:space="preserve">Plugin-based </w:t>
-      </w:r>
-      <w:r>
-        <w:rPr>
-          <w:rFonts w:ascii="Times New Roman" w:hAnsi="Times New Roman" w:cs="Times New Roman"/>
-          <w:b/>
-          <w:bCs/>
-          <w:sz w:val="26"/>
-          <w:szCs w:val="26"/>
-        </w:rPr>
-        <w:t>CMS:</w:t>
+        <w:t>1.3 chức năng của Plugin-based CMS:</w:t>
       </w:r>
     </w:p>
     <w:p>
@@ -170,25 +150,16 @@
           <w:sz w:val="26"/>
           <w:szCs w:val="26"/>
         </w:rPr>
-        <w:t>Tích hợp dịch vụ bên thứ ba:</w:t>
-      </w:r>
-      <w:r>
-        <w:rPr>
-          <w:rFonts w:ascii="Times New Roman" w:hAnsi="Times New Roman" w:cs="Times New Roman"/>
-          <w:sz w:val="26"/>
-          <w:szCs w:val="26"/>
-        </w:rPr>
-        <w:t xml:space="preserve"> Plugin giúp kết nối website với các cổng thanh toán (Momo, VNPay), mạng xã hội (Facebook, Google), hoặc công cụ Marketing (Mailchimp).</w:t>
-      </w:r>
-    </w:p>
-    <w:p>
-      <w:pPr>
-        <w:rPr>
-          <w:rFonts w:ascii="Times New Roman" w:hAnsi="Times New Roman" w:cs="Times New Roman"/>
-          <w:sz w:val="26"/>
-          <w:szCs w:val="26"/>
-        </w:rPr>
-      </w:pPr>
+        <w:t>Quản lý người dùng và Phân quyền (Identity &amp; ACL):</w:t>
+      </w:r>
+      <w:r>
+        <w:rPr>
+          <w:rFonts w:ascii="Times New Roman" w:hAnsi="Times New Roman" w:cs="Times New Roman"/>
+          <w:sz w:val="26"/>
+          <w:szCs w:val="26"/>
+        </w:rPr>
+        <w:t xml:space="preserve"> Quản lý tài khoản, phiên đăng nhập và kiểm soát quyền truy cập của người dùng đối với từng tính năng cụ thể.</w:t>
+      </w:r>
     </w:p>
     <w:p>
       <w:pPr>
@@ -425,17 +396,7 @@
           <w:sz w:val="26"/>
           <w:szCs w:val="26"/>
         </w:rPr>
-        <w:t xml:space="preserve">4. </w:t>
-      </w:r>
-      <w:r>
-        <w:rPr>
-          <w:rFonts w:ascii="Times New Roman" w:hAnsi="Times New Roman" w:cs="Times New Roman"/>
-          <w:b/>
-          <w:bCs/>
-          <w:sz w:val="26"/>
-          <w:szCs w:val="26"/>
-        </w:rPr>
-        <w:t>So sánh ưu/nhược điểm dựa trên sách.</w:t>
+        <w:t>4. So sánh ưu/nhược điểm dựa trên sách.</w:t>
       </w:r>
       <w:r>
         <w:rPr>
@@ -921,29 +882,37 @@
       <w:pPr>
         <w:rPr>
           <w:rFonts w:ascii="Times New Roman" w:hAnsi="Times New Roman" w:cs="Times New Roman"/>
-          <w:sz w:val="26"/>
-          <w:szCs w:val="26"/>
-        </w:rPr>
-      </w:pPr>
-      <w:r>
-        <w:rPr>
-          <w:rFonts w:ascii="Times New Roman" w:hAnsi="Times New Roman" w:cs="Times New Roman"/>
-          <w:sz w:val="26"/>
-          <w:szCs w:val="26"/>
-        </w:rPr>
-        <w:t xml:space="preserve">4. </w:t>
-      </w:r>
-      <w:r>
-        <w:rPr>
-          <w:rFonts w:ascii="Times New Roman" w:hAnsi="Times New Roman" w:cs="Times New Roman"/>
-          <w:sz w:val="26"/>
-          <w:szCs w:val="26"/>
-        </w:rPr>
-        <w:t>Chọn style thích hợp nhất cho CMS và giải thích.</w:t>
-      </w:r>
-      <w:r>
-        <w:rPr>
-          <w:rFonts w:ascii="Times New Roman" w:hAnsi="Times New Roman" w:cs="Times New Roman"/>
+          <w:b/>
+          <w:bCs/>
+          <w:sz w:val="26"/>
+          <w:szCs w:val="26"/>
+        </w:rPr>
+      </w:pPr>
+      <w:r>
+        <w:rPr>
+          <w:rFonts w:ascii="Times New Roman" w:hAnsi="Times New Roman" w:cs="Times New Roman"/>
+          <w:b/>
+          <w:bCs/>
+          <w:sz w:val="26"/>
+          <w:szCs w:val="26"/>
+        </w:rPr>
+        <w:t>5</w:t>
+      </w:r>
+      <w:r>
+        <w:rPr>
+          <w:rFonts w:ascii="Times New Roman" w:hAnsi="Times New Roman" w:cs="Times New Roman"/>
+          <w:b/>
+          <w:bCs/>
+          <w:sz w:val="26"/>
+          <w:szCs w:val="26"/>
+        </w:rPr>
+        <w:t>. Chọn style thích hợp nhất cho CMS và giải thích.</w:t>
+      </w:r>
+      <w:r>
+        <w:rPr>
+          <w:rFonts w:ascii="Times New Roman" w:hAnsi="Times New Roman" w:cs="Times New Roman"/>
+          <w:b/>
+          <w:bCs/>
           <w:sz w:val="26"/>
           <w:szCs w:val="26"/>
         </w:rPr>
